--- a/docs/onboarding/AutoBericht-Schnellstart-DE.docx
+++ b/docs/onboarding/AutoBericht-Schnellstart-DE.docx
@@ -290,13 +290,13 @@
           <w:b/>
           <w:bCs/>
         </w:rPr>
-        <w:t xml:space="preserve">Locale</w:t>
-      </w:r>
-      <w:r>
-        <w:t xml:space="preserve"> </w:t>
-      </w:r>
-      <w:r>
-        <w:t xml:space="preserve">Sprache wählen (</w:t>
+        <w:t xml:space="preserve">Language</w:t>
+      </w:r>
+      <w:r>
+        <w:t xml:space="preserve"> </w:t>
+      </w:r>
+      <w:r>
+        <w:t xml:space="preserve">die Berichtssprache wählen (</w:t>
       </w:r>
       <w:r>
         <w:rPr>
@@ -349,7 +349,7 @@
         <w:pStyle w:val="FirstParagraph"/>
       </w:pPr>
       <w:r>
-        <w:t xml:space="preserve">Rote Markierungen: Locale, Import Self-Assessment, Word/PPT Export.</w:t>
+        <w:t xml:space="preserve">Rote Markierungen: Language, Import Self-Assessment, Word/PPT Export.</w:t>
       </w:r>
     </w:p>
     <w:p>
@@ -426,7 +426,7 @@
         </w:numPr>
       </w:pPr>
       <w:r>
-        <w:t xml:space="preserve">Originalfotos in</w:t>
+        <w:t xml:space="preserve">Originalfotos und -videos in</w:t>
       </w:r>
       <w:r>
         <w:t xml:space="preserve"> </w:t>
@@ -622,7 +622,7 @@
         <w:t xml:space="preserve">Import photos</w:t>
       </w:r>
       <w:r>
-        <w:t xml:space="preserve">: Import + Resize nach</w:t>
+        <w:t xml:space="preserve">: Bildkopien werden nach</w:t>
       </w:r>
       <w:r>
         <w:t xml:space="preserve"> </w:t>
@@ -637,7 +637,37 @@
         <w:t xml:space="preserve"> </w:t>
       </w:r>
       <w:r>
-        <w:t xml:space="preserve">(lange Seite max. 1920 px).</w:t>
+        <w:t xml:space="preserve">verkleinert (lange Seite max. 1920 px); Videos werden nach</w:t>
+      </w:r>
+      <w:r>
+        <w:t xml:space="preserve"> </w:t>
+      </w:r>
+      <w:r>
+        <w:rPr>
+          <w:rStyle w:val="VerbatimChar"/>
+        </w:rPr>
+        <w:t xml:space="preserve">photos/videos</w:t>
+      </w:r>
+      <w:r>
+        <w:t xml:space="preserve"> </w:t>
+      </w:r>
+      <w:r>
+        <w:t xml:space="preserve">kopiert. Die Originale in</w:t>
+      </w:r>
+      <w:r>
+        <w:t xml:space="preserve"> </w:t>
+      </w:r>
+      <w:r>
+        <w:rPr>
+          <w:rStyle w:val="VerbatimChar"/>
+        </w:rPr>
+        <w:t xml:space="preserve">photos/raw</w:t>
+      </w:r>
+      <w:r>
+        <w:t xml:space="preserve"> </w:t>
+      </w:r>
+      <w:r>
+        <w:t xml:space="preserve">bleiben unverändert erhalten.</w:t>
       </w:r>
     </w:p>
     <w:p>
@@ -1533,7 +1563,11 @@
     </w:p>
     <w:bookmarkEnd w:id="54"/>
     <w:bookmarkEnd w:id="55"/>
-    <w:sectPr/>
+    <w:sectPr>
+      <w:footnotePr>
+        <w:numRestart w:val="eachSect"/>
+      </w:footnotePr>
+    </w:sectPr>
   </w:body>
 </w:document>
 </file>
